--- a/fixtures/revision_search/generated/POLICY_RETENTION_v4.docx
+++ b/fixtures/revision_search/generated/POLICY_RETENTION_v4.docx
@@ -26,11 +26,6 @@
     <w:p>
       <w:r>
         <w:t>Customer account records must be retained for a period of 10 years from the date of account closure, after which they must be securely destroyed in accordance with the organization's data disposal procedures.</w:t>
-      </w:r>
-    </w:p>
-    <w:p>
-      <w:r>
-        <w:t>Status: PROPOSED -- pending governance approval, not yet in effect.</w:t>
       </w:r>
     </w:p>
     <w:p>
